--- a/2B_側線、內耳與水下聲學傳遞.docx
+++ b/2B_側線、內耳與水下聲學傳遞.docx
@@ -99,270 +99,33 @@
         </w:rPr>
       </w:pPr>
       <w:r>
-        <w:rPr>
-          <w:rFonts w:ascii="Google Sans" w:cs="Google Sans" w:eastAsia="Google Sans" w:hAnsi="Google Sans"/>
-          <w:color w:val="1f1f1f"/>
-          <w:rtl w:val="0"/>
-        </w:rPr>
-        <w:t xml:space="preserve">-：北部冬季冷鋒過境降溫速率達 4–8°C/day 且消彌日夜溫差 </w:t>
-      </w:r>
-      <w:r>
-        <w:rPr>
-          <w:rFonts w:ascii="Google Sans" w:cs="Google Sans" w:eastAsia="Google Sans" w:hAnsi="Google Sans"/>
-          <w:color w:val="444746"/>
-          <w:sz w:val="24"/>
-          <w:szCs w:val="24"/>
-          <w:vertAlign w:val="superscript"/>
-          <w:rtl w:val="0"/>
-        </w:rPr>
-        <w:t xml:space="preserve">1</w:t>
-      </w:r>
-      <w:r>
-        <w:rPr>
-          <w:rFonts w:ascii="Google Sans" w:cs="Google Sans" w:eastAsia="Google Sans" w:hAnsi="Google Sans"/>
-          <w:color w:val="1f1f1f"/>
-          <w:rtl w:val="0"/>
-        </w:rPr>
-        <w:t xml:space="preserve"> -：北部 pH 4.5–5.5，晴天 SS 50–100 mg/L，暴雨後 200–500 mg/L，48–72 hr 恢復 → Q3/Q4 介質條件基準 </w:t>
-      </w:r>
-      <w:r>
-        <w:rPr>
-          <w:rFonts w:ascii="Google Sans" w:cs="Google Sans" w:eastAsia="Google Sans" w:hAnsi="Google Sans"/>
-          <w:color w:val="444746"/>
-          <w:sz w:val="24"/>
-          <w:szCs w:val="24"/>
-          <w:vertAlign w:val="superscript"/>
-          <w:rtl w:val="0"/>
-        </w:rPr>
-        <w:t xml:space="preserve">1</w:t>
-      </w:r>
-      <w:r>
-        <w:rPr>
-          <w:rFonts w:ascii="Google Sans" w:cs="Google Sans" w:eastAsia="Google Sans" w:hAnsi="Google Sans"/>
-          <w:color w:val="1f1f1f"/>
-          <w:rtl w:val="0"/>
-        </w:rPr>
-        <w:t xml:space="preserve"> -：南部 pH 6.5–7.5，未絮凝，高濁度持續 14–30 天 → Q5 南部基線 </w:t>
-      </w:r>
-      <w:r>
-        <w:rPr>
-          <w:rFonts w:ascii="Google Sans" w:cs="Google Sans" w:eastAsia="Google Sans" w:hAnsi="Google Sans"/>
-          <w:color w:val="444746"/>
-          <w:sz w:val="24"/>
-          <w:szCs w:val="24"/>
-          <w:vertAlign w:val="superscript"/>
-          <w:rtl w:val="0"/>
-        </w:rPr>
-        <w:t xml:space="preserve">1</w:t>
-      </w:r>
-      <w:r>
-        <w:rPr>
-          <w:rFonts w:ascii="Google Sans" w:cs="Google Sans" w:eastAsia="Google Sans" w:hAnsi="Google Sans"/>
-          <w:color w:val="1f1f1f"/>
-          <w:rtl w:val="0"/>
-        </w:rPr>
-        <w:t xml:space="preserve"> -：北部極育土底泥具備 1.55–3.50 MJ/m³·°C 的高體積熱容 </w:t>
-      </w:r>
-      <w:r>
-        <w:rPr>
-          <w:rFonts w:ascii="Google Sans" w:cs="Google Sans" w:eastAsia="Google Sans" w:hAnsi="Google Sans"/>
-          <w:color w:val="444746"/>
-          <w:sz w:val="24"/>
-          <w:szCs w:val="24"/>
-          <w:vertAlign w:val="superscript"/>
-          <w:rtl w:val="0"/>
-        </w:rPr>
-        <w:t xml:space="preserve">1</w:t>
-      </w:r>
-      <w:r>
-        <w:rPr>
-          <w:rFonts w:ascii="Google Sans" w:cs="Google Sans" w:eastAsia="Google Sans" w:hAnsi="Google Sans"/>
-          <w:color w:val="1f1f1f"/>
-          <w:rtl w:val="0"/>
-        </w:rPr>
-        <w:t xml:space="preserve"> -：南部弱育土與新成土底床體積熱容僅 1.06–3.00 MJ/m³·°C </w:t>
-      </w:r>
-      <w:r>
-        <w:rPr>
-          <w:rFonts w:ascii="Google Sans" w:cs="Google Sans" w:eastAsia="Google Sans" w:hAnsi="Google Sans"/>
-          <w:color w:val="444746"/>
-          <w:sz w:val="24"/>
-          <w:szCs w:val="24"/>
-          <w:vertAlign w:val="superscript"/>
-          <w:rtl w:val="0"/>
-        </w:rPr>
-        <w:t xml:space="preserve">1</w:t>
-      </w:r>
-      <w:r>
-        <w:rPr>
-          <w:rFonts w:ascii="Google Sans" w:cs="Google Sans" w:eastAsia="Google Sans" w:hAnsi="Google Sans"/>
-          <w:color w:val="1f1f1f"/>
-          <w:rtl w:val="0"/>
-        </w:rPr>
-        <w:t xml:space="preserve"> -：深水庫溫躍層深度 3–5 m，溫度梯度 2–5°C/m → Q3 折射基準 </w:t>
-      </w:r>
-      <w:r>
-        <w:rPr>
-          <w:rFonts w:ascii="Google Sans" w:cs="Google Sans" w:eastAsia="Google Sans" w:hAnsi="Google Sans"/>
-          <w:color w:val="444746"/>
-          <w:sz w:val="24"/>
-          <w:szCs w:val="24"/>
-          <w:vertAlign w:val="superscript"/>
-          <w:rtl w:val="0"/>
-        </w:rPr>
-        <w:t xml:space="preserve">1</w:t>
-      </w:r>
-      <w:r>
-        <w:rPr>
-          <w:rFonts w:ascii="Google Sans" w:cs="Google Sans" w:eastAsia="Google Sans" w:hAnsi="Google Sans"/>
-          <w:color w:val="1f1f1f"/>
-          <w:rtl w:val="0"/>
-        </w:rPr>
-        <w:t xml:space="preserve"> -：南部水系在春末旱季面臨高達 80 mm/month 的淨水分虧損，濃縮倍率 1.88 倍 </w:t>
-      </w:r>
-      <w:r>
-        <w:rPr>
-          <w:rFonts w:ascii="Google Sans" w:cs="Google Sans" w:eastAsia="Google Sans" w:hAnsi="Google Sans"/>
-          <w:color w:val="444746"/>
-          <w:sz w:val="24"/>
-          <w:szCs w:val="24"/>
-          <w:vertAlign w:val="superscript"/>
-          <w:rtl w:val="0"/>
-        </w:rPr>
-        <w:t xml:space="preserve">1</w:t>
-      </w:r>
-      <w:r>
-        <w:rPr>
-          <w:rFonts w:ascii="Google Sans" w:cs="Google Sans" w:eastAsia="Google Sans" w:hAnsi="Google Sans"/>
-          <w:color w:val="1f1f1f"/>
-          <w:rtl w:val="0"/>
-        </w:rPr>
-        <w:t xml:space="preserve"> -：純水溫 30°C 時飽和溶氧上限為 7.55 mg/L，35°C 為 6.94 mg/L </w:t>
-      </w:r>
-      <w:r>
-        <w:rPr>
-          <w:rFonts w:ascii="Google Sans" w:cs="Google Sans" w:eastAsia="Google Sans" w:hAnsi="Google Sans"/>
-          <w:color w:val="444746"/>
-          <w:sz w:val="24"/>
-          <w:szCs w:val="24"/>
-          <w:vertAlign w:val="superscript"/>
-          <w:rtl w:val="0"/>
-        </w:rPr>
-        <w:t xml:space="preserve">1</w:t>
-      </w:r>
-      <w:r>
-        <w:rPr>
-          <w:rFonts w:ascii="Google Sans" w:cs="Google Sans" w:eastAsia="Google Sans" w:hAnsi="Google Sans"/>
-          <w:color w:val="1f1f1f"/>
-          <w:rtl w:val="0"/>
-        </w:rPr>
-        <w:t xml:space="preserve"> -：底泥微生物耗氧的 Q10 溫度係數約為 2.08 </w:t>
-      </w:r>
-      <w:r>
-        <w:rPr>
-          <w:rFonts w:ascii="Google Sans" w:cs="Google Sans" w:eastAsia="Google Sans" w:hAnsi="Google Sans"/>
-          <w:color w:val="444746"/>
-          <w:sz w:val="24"/>
-          <w:szCs w:val="24"/>
-          <w:vertAlign w:val="superscript"/>
-          <w:rtl w:val="0"/>
-        </w:rPr>
-        <w:t xml:space="preserve">1</w:t>
-      </w:r>
-      <w:r>
-        <w:rPr>
-          <w:rFonts w:ascii="Google Sans" w:cs="Google Sans" w:eastAsia="Google Sans" w:hAnsi="Google Sans"/>
-          <w:color w:val="1f1f1f"/>
-          <w:rtl w:val="0"/>
-        </w:rPr>
-        <w:t xml:space="preserve"> -：夏季無風正午時段，水車停機 4–6 hr 即重新建立熱分層 </w:t>
-      </w:r>
-      <w:r>
-        <w:rPr>
-          <w:rFonts w:ascii="Google Sans" w:cs="Google Sans" w:eastAsia="Google Sans" w:hAnsi="Google Sans"/>
-          <w:color w:val="444746"/>
-          <w:sz w:val="24"/>
-          <w:szCs w:val="24"/>
-          <w:vertAlign w:val="superscript"/>
-          <w:rtl w:val="0"/>
-        </w:rPr>
-        <w:t xml:space="preserve">1</w:t>
-      </w:r>
-      <w:r>
-        <w:rPr>
-          <w:rFonts w:ascii="Google Sans" w:cs="Google Sans" w:eastAsia="Google Sans" w:hAnsi="Google Sans"/>
-          <w:color w:val="1f1f1f"/>
-          <w:rtl w:val="0"/>
-        </w:rPr>
-        <w:t xml:space="preserve"> -：管理池曝氣中斷大於 6-8 hr 將導致底泥 Eh 跌穿 -150 mV，觸發劇毒 H2S 釋放 </w:t>
-      </w:r>
-      <w:r>
-        <w:rPr>
-          <w:rFonts w:ascii="Google Sans" w:cs="Google Sans" w:eastAsia="Google Sans" w:hAnsi="Google Sans"/>
-          <w:color w:val="444746"/>
-          <w:sz w:val="24"/>
-          <w:szCs w:val="24"/>
-          <w:vertAlign w:val="superscript"/>
-          <w:rtl w:val="0"/>
-        </w:rPr>
-        <w:t xml:space="preserve">1</w:t>
-      </w:r>
-      <w:r>
-        <w:rPr>
-          <w:rFonts w:ascii="Google Sans" w:cs="Google Sans" w:eastAsia="Google Sans" w:hAnsi="Google Sans"/>
-          <w:color w:val="1f1f1f"/>
-          <w:rtl w:val="0"/>
-        </w:rPr>
-        <w:t xml:space="preserve"> -：北部微酸性水體 Eh 跌破 0 mV 時會觸發 Fe2+ 釋放 </w:t>
-      </w:r>
-      <w:r>
-        <w:rPr>
-          <w:rFonts w:ascii="Google Sans" w:cs="Google Sans" w:eastAsia="Google Sans" w:hAnsi="Google Sans"/>
-          <w:color w:val="444746"/>
-          <w:sz w:val="24"/>
-          <w:szCs w:val="24"/>
-          <w:vertAlign w:val="superscript"/>
-          <w:rtl w:val="0"/>
-        </w:rPr>
-        <w:t xml:space="preserve">1</w:t>
-      </w:r>
-      <w:r>
-        <w:rPr>
-          <w:rFonts w:ascii="Google Sans" w:cs="Google Sans" w:eastAsia="Google Sans" w:hAnsi="Google Sans"/>
-          <w:color w:val="1f1f1f"/>
-          <w:rtl w:val="0"/>
-        </w:rPr>
-        <w:t xml:space="preserve"> -：南部深水庫夏季暴雨回淹引發 50-120 μg/L 之內部總磷（TP）負載脈衝 </w:t>
-      </w:r>
-      <w:r>
-        <w:rPr>
-          <w:rFonts w:ascii="Google Sans" w:cs="Google Sans" w:eastAsia="Google Sans" w:hAnsi="Google Sans"/>
-          <w:color w:val="444746"/>
-          <w:sz w:val="24"/>
-          <w:szCs w:val="24"/>
-          <w:vertAlign w:val="superscript"/>
-          <w:rtl w:val="0"/>
-        </w:rPr>
-        <w:t xml:space="preserve">1</w:t>
-      </w:r>
-      <w:r>
-        <w:rPr>
-          <w:rFonts w:ascii="Google Sans" w:cs="Google Sans" w:eastAsia="Google Sans" w:hAnsi="Google Sans"/>
-          <w:color w:val="1f1f1f"/>
-          <w:rtl w:val="0"/>
-        </w:rPr>
-        <w:t xml:space="preserve"> -：暴雨異重流入侵 20–40 m 深槽 → Q5 高頻衰減場景 </w:t>
-      </w:r>
-      <w:r>
-        <w:rPr>
-          <w:rFonts w:ascii="Google Sans" w:cs="Google Sans" w:eastAsia="Google Sans" w:hAnsi="Google Sans"/>
-          <w:color w:val="444746"/>
-          <w:sz w:val="24"/>
-          <w:szCs w:val="24"/>
-          <w:vertAlign w:val="superscript"/>
-          <w:rtl w:val="0"/>
-        </w:rPr>
-        <w:t xml:space="preserve">1</w:t>
+        <w:t>[B0-01] 北部冬季冷鋒過境降溫速率達 4–8°C/day 且消彌日夜溫差；夏季颱風風應力 2.68 Pa，梅雨季 40–100 mm/day，持續 5–8 天。</w:t>
+        <w:br/>
+        <w:t>[B0-02] 北部 pH 4.5–5.5，晴天 SS 50–100 mg/L，暴雨後 200–500 mg/L，48–72 hr 恢復 → Q3/Q4 介質條件基準。</w:t>
+        <w:br/>
+        <w:t>[B0-03] 南部 pH 6.5–7.5，未絮凝，高濁度持續 14–30 天 → Q5 南部基線。</w:t>
+        <w:br/>
+        <w:t>[B0-04] 北部極育土底泥具備 1.55–3.50 MJ/m³·°C 的高體積熱容，冬季熱慣性緩衝 72–96 hr。</w:t>
+        <w:br/>
+        <w:t>[B0-05] 南部弱育土與新成土底床體積熱容僅 1.06–3.00 MJ/m³·°C，夏季日夜溫差擴大至 3.5–5.0°C。</w:t>
+        <w:br/>
+        <w:t>[B0-06] 深水庫夏季溫躍層深度 3–5 m，溫度梯度 2–5°C/m → Q3 折射基準。</w:t>
+        <w:br/>
+        <w:t>[B0-07] 南部水系春末旱季淨水分虧損高達 80 mm/month，水位 1.5→0.8 m 時濃縮倍率 1.88 倍。</w:t>
+        <w:br/>
+        <w:t>[B0-08] 純水溫 30°C 飽和溶氧上限 7.55 mg/L，35°C 為 6.94 mg/L；聲速 30°C=1509 m/s，35°C=1519 m/s。</w:t>
+        <w:br/>
+        <w:t>[B0-09] 底泥微生物耗氧 Q10 溫度係數約為 2.08，夏季 30–35°C 耗氧量呈 2–2.8 倍非線性倍增。</w:t>
+        <w:br/>
+        <w:t>[B0-10] 夏季無風正午，水車停機後 4–6 hr 即重新建立穩固熱分層 → 聲學噪聲中斷基準。</w:t>
+        <w:br/>
+        <w:t>[B0-11] 管理池曝氣中斷 &gt;6–8 hr，底泥 Eh &lt; -150 mV，劇毒 H₂S 以 19–281 mmol/m²/day 速率釋放，0.8 m 深累積 8.5 mg/L。</w:t>
+        <w:br/>
+        <w:t>[B0-12] 北部微酸性水體 Eh 跌破 0 mV 時，觸發 Fe²⁺ 還原釋放，速率 10–50 mmol/m²/day → 改變阻抗環境。</w:t>
+        <w:br/>
+        <w:t>[B0-13] 南部深水庫夏季暴雨回淹，3–7 天內 TP 增量 50–120 μg/L，持續 10–15 天。</w:t>
+        <w:br/>
+        <w:t>[B0-14] 暴雨異重流入侵深水庫 20–40 m 深槽 → 高頻聲學衰減極端場景基準。</w:t>
       </w:r>
     </w:p>
     <w:tbl>

--- a/2B_側線、內耳與水下聲學傳遞.docx
+++ b/2B_側線、內耳與水下聲學傳遞.docx
@@ -2,6 +2,69 @@
 <file path=word/document.xml><?xml version="1.0" encoding="utf-8"?>
 <w:document xmlns:mc="http://schemas.openxmlformats.org/markup-compatibility/2006" xmlns:o="urn:schemas-microsoft-com:office:office" xmlns:r="http://schemas.openxmlformats.org/officeDocument/2006/relationships" xmlns:m="http://schemas.openxmlformats.org/officeDocument/2006/math" xmlns:v="urn:schemas-microsoft-com:vml" xmlns:wp="http://schemas.openxmlformats.org/drawingml/2006/wordprocessingDrawing" xmlns:w10="urn:schemas-microsoft-com:office:word" xmlns:w="http://schemas.openxmlformats.org/wordprocessingml/2006/main" xmlns:wne="http://schemas.microsoft.com/office/word/2006/wordml" xmlns:sl="http://schemas.openxmlformats.org/schemaLibrary/2006/main" xmlns:a="http://schemas.openxmlformats.org/drawingml/2006/main" xmlns:pic="http://schemas.openxmlformats.org/drawingml/2006/picture" xmlns:c="http://schemas.openxmlformats.org/drawingml/2006/chart" xmlns:lc="http://schemas.openxmlformats.org/drawingml/2006/lockedCanvas" xmlns:dgm="http://schemas.openxmlformats.org/drawingml/2006/diagram" xmlns:wps="http://schemas.microsoft.com/office/word/2010/wordprocessingShape" xmlns:wpg="http://schemas.microsoft.com/office/word/2010/wordprocessingGroup" xmlns:w14="http://schemas.microsoft.com/office/word/2010/wordml" xmlns:w15="http://schemas.microsoft.com/office/word/2012/wordml" xmlns:w16="http://schemas.microsoft.com/office/word/2018/wordml" xmlns:w16cex="http://schemas.microsoft.com/office/word/2018/wordml/cex" xmlns:w16cid="http://schemas.microsoft.com/office/word/2016/wordml/cid" xmlns="http://schemas.microsoft.com/office/tasks/2019/documenttasks" xmlns:cr="http://schemas.microsoft.com/office/comments/2020/reactions">
   <w:body>
+    <w:p>
+      <w:pPr/>
+      <w:r>
+        <w:rPr/>
+        <w:t xml:space="preserve">---</w:t>
+      </w:r>
+    </w:p>
+    <w:p>
+      <w:pPr/>
+      <w:r>
+        <w:rPr/>
+        <w:t xml:space="preserve">Title: 卷 2B：側線、內耳與水下聲學傳遞</w:t>
+      </w:r>
+    </w:p>
+    <w:p>
+      <w:pPr/>
+      <w:r>
+        <w:rPr/>
+        <w:t xml:space="preserve">Volume_ID: 2B</w:t>
+      </w:r>
+    </w:p>
+    <w:p>
+      <w:pPr/>
+      <w:r>
+        <w:rPr/>
+        <w:t xml:space="preserve">Upstream_Required: 0D 報告（Baseline_Facts B0-*）</w:t>
+      </w:r>
+    </w:p>
+    <w:p>
+      <w:pPr/>
+      <w:r>
+        <w:rPr/>
+        <w:t xml:space="preserve">Core_Parameters: 側線頻率響應 Hz、粒子加速度閾值 dB re 1 μm/s²、聲學阻抗 Rayl、黏滯衰減係數 dB/m</w:t>
+      </w:r>
+    </w:p>
+    <w:p>
+      <w:pPr/>
+      <w:r>
+        <w:rPr/>
+        <w:t xml:space="preserve">Key_Mechanisms: 側線近場感知、內耳聽石聲壓感知、溫躍層聲波折射、EPS 高頻衰減、假餌水動力頻譜</w:t>
+      </w:r>
+    </w:p>
+    <w:p>
+      <w:pPr/>
+      <w:r>
+        <w:rPr/>
+        <w:t xml:space="preserve">Version: v1.0（Gemini Deep Research 初版 ＋ 結構補強補丁）</w:t>
+      </w:r>
+    </w:p>
+    <w:p>
+      <w:pPr/>
+      <w:r>
+        <w:rPr/>
+        <w:t xml:space="preserve">Carry_Forward_To: 3A（高壓誘咬感知分析）／3B（極端情境假餌選擇）</w:t>
+      </w:r>
+    </w:p>
+    <w:p>
+      <w:pPr/>
+      <w:r>
+        <w:rPr/>
+        <w:t xml:space="preserve">---</w:t>
+      </w:r>
+    </w:p>
     <w:p>
       <w:pPr>
         <w:pStyle w:val="Heading1"/>
@@ -2915,7 +2978,7 @@
           <w:color w:val="1f1f1f"/>
           <w:rtl w:val="0"/>
         </w:rPr>
-        <w:t xml:space="preserve">Volume2B_Findings</w:t>
+        <w:t>2B_Findings</w:t>
       </w:r>
     </w:p>
     <w:p>
@@ -5984,7 +6047,7 @@
           <w:color w:val="1f1f1f"/>
           <w:rtl w:val="0"/>
         </w:rPr>
-        <w:t xml:space="preserve">2.5 核心量化發現總結 (V2B-01 至 V2B-13)</w:t>
+        <w:t>2.5 核心量化發現總結 (2B-01 至 2B-13)</w:t>
       </w:r>
     </w:p>
     <w:p>
@@ -6009,7 +6072,7 @@
           <w:color w:val="1f1f1f"/>
           <w:rtl w:val="0"/>
         </w:rPr>
-        <w:t>[V2B-01]：內耳聽石作為生物加速度計，聽覺峰值靈敏度集中於 100 Hz，最低粒子加速度觸發閾值為 30 dB re 1 μm/s² = 3.16 x 10^-5 m/s² 至 40 dB re 1 μm/s² = 1.0 x 10^-4 m/s²。遠場（大於 80 cm）主導頻率範圍為 100-600 Hz，有效感知距離 10-20 m。信心等級：高。[遠距感知基於聲壓與閾值擴散理論之推測]</w:t>
+        <w:t>[2B-01]：內耳聽石作為生物加速度計，聽覺峰值靈敏度集中於 100 Hz，最低粒子加速度觸發閾值為 30 dB re 1 μm/s² = 3.16 x 10^-5 m/s² 至 40 dB re 1 μm/s² = 1.0 x 10^-4 m/s²。遠場（大於 80 cm）主導頻率範圍為 100-600 Hz，有效感知距離 10-20 m。信心等級：高。[遠距感知基於聲壓與閾值擴散理論之推測]</w:t>
       </w:r>
     </w:p>
     <w:p>
@@ -6034,7 +6097,7 @@
           <w:color w:val="1f1f1f"/>
           <w:rtl w:val="0"/>
         </w:rPr>
-        <w:t>[V2B-02]：側線表淺神經丘在邊界層內呈低通濾波特性，對 1–30 Hz（峰值 20 Hz）的低頻絕對流速具備極高敏感度，其感知的近場壓力梯度幾乎不受夏季溫躍層折射效應阻斷。信心等級：高。</w:t>
+        <w:t>[2B-02]：側線表淺神經丘在邊界層內呈低通濾波特性，對 1–30 Hz（峰值 20 Hz）的低頻絕對流速具備極高敏感度，其感知的近場壓力梯度幾乎不受夏季溫躍層折射效應阻斷。信心等級：高。</w:t>
       </w:r>
     </w:p>
     <w:p>
@@ -6062,7 +6125,7 @@
           <w:color w:val="1f1f1f"/>
           <w:rtl w:val="0"/>
         </w:rPr>
-        <w:t>[V2B-03]：微囊藻期間分泌之 EPS 使流體轉為假塑性。當 EPS 使動力黏度增加 10%（0.890 升至 0.979 mPa·s）時，500 Hz 衰減增加 2.22 x 10^-11 dB/m，2000 Hz 衰減增加 3.55 x 10^-10 dB/m，確認為 16 倍比率，使高頻聲波有效半徑大幅壓縮。信心等級：中。</w:t>
+        <w:t>[2B-03]：微囊藻期間分泌之 EPS 使流體轉為假塑性。當 EPS 使動力黏度增加 10%（0.890 升至 0.979 mPa·s）時，500 Hz 衰減增加 2.22 x 10^-11 dB/m，2000 Hz 衰減增加 3.55 x 10^-10 dB/m，確認為 16 倍比率，使高頻聲波有效半徑大幅壓縮。信心等級：中。</w:t>
       </w:r>
       <w:r>
         <w:rPr>
@@ -6098,7 +6161,7 @@
           <w:color w:val="1f1f1f"/>
           <w:rtl w:val="0"/>
         </w:rPr>
-        <w:t>[V2B-04]：清水（25°C，ρ = 998 kg/m³，c = 1496.21 m/s）的聲學阻抗 Z = 998 x 1496.21 = 1493217.58 Rayl；當懸浮固體 100 mg/L（密度增加 +0.1 kg/m³）時，阻抗增加 149.62 Rayl（約 +0.01%），微幅改變水-泥界面之聲波反射相位。信心等級：高。</w:t>
+        <w:t>[2B-04]：清水（25°C，ρ = 998 kg/m³，c = 1496.21 m/s）的聲學阻抗 Z = 998 x 1496.21 = 1493217.58 Rayl；當懸浮固體 100 mg/L（密度增加 +0.1 kg/m³）時，阻抗增加 149.62 Rayl（約 +0.01%），微幅改變水-泥界面之聲波反射相位。信心等級：高。</w:t>
       </w:r>
     </w:p>
     <w:p>
@@ -6123,7 +6186,7 @@
           <w:color w:val="1f1f1f"/>
           <w:rtl w:val="0"/>
         </w:rPr>
-        <w:t>[V2B-05]：科羅拉多亮片以 10–20 Hz 低頻旋轉，在 1.5 m 水深、1 m/s 收線速度下的振動水壓峰值估算為 10-25 Pa，粒子加速度 0.1-0.5 m/s²，強勢突破高嶺石懸浮液阻尼。信心等級：中。[水壓與加速度基於旋轉流體阻力方程之推測]</w:t>
+        <w:t>[2B-05]：科羅拉多亮片以 10–20 Hz 低頻旋轉，在 1.5 m 水深、1 m/s 收線速度下的振動水壓峰值估算為 10-25 Pa，粒子加速度 0.1-0.5 m/s²，強勢突破高嶺石懸浮液阻尼。信心等級：中。[水壓與加速度基於旋轉流體阻力方程之推測]</w:t>
       </w:r>
     </w:p>
     <w:p>
@@ -6148,7 +6211,7 @@
           <w:color w:val="1f1f1f"/>
           <w:rtl w:val="0"/>
         </w:rPr>
-        <w:t>[V2B-06]：夏季湖庫建立 2–5 °C/m 的溫躍層時，水下聲速梯度達 9.2–23.0 (m/s)/m；表層水平聲波將受到強烈折射，以 0.35°–0.88°/m 的角度向下彎曲，導致表層發聲源在 3 公尺外即形成聲學陰影區。信心等級：高。</w:t>
+        <w:t>[2B-06]：夏季湖庫建立 2–5 °C/m 的溫躍層時，水下聲速梯度達 9.2–23.0 (m/s)/m；表層水平聲波將受到強烈折射，以 0.35°–0.88°/m 的角度向下彎曲，導致表層發聲源在 3 公尺外即形成聲學陰影區。信心等級：高。</w:t>
       </w:r>
     </w:p>
     <w:p>
@@ -6173,7 +6236,7 @@
           <w:color w:val="1f1f1f"/>
           <w:rtl w:val="0"/>
         </w:rPr>
-        <w:t>[V2B-07]：大型泳餌（Swimbait）的尾拍頻率控制在 2–15 Hz 區間，尾部擺動振幅（peak-to-peak）達 15-30 mm，創造隱蔽近場強烈尾流，能完美刺激側線表淺神經丘。信心等級：中。[振幅基於尾拍流體力學之推測]</w:t>
+        <w:t>[2B-07]：大型泳餌（Swimbait）的尾拍頻率控制在 2–15 Hz 區間，尾部擺動振幅（peak-to-peak）達 15-30 mm，創造隱蔽近場強烈尾流，能完美刺激側線表淺神經丘。信心等級：中。[振幅基於尾拍流體力學之推測]</w:t>
       </w:r>
     </w:p>
     <w:p>
@@ -6198,7 +6261,7 @@
           <w:color w:val="1f1f1f"/>
           <w:rtl w:val="0"/>
         </w:rPr>
-        <w:t>[V2B-08]：側線管狀神經丘深嵌於皮下管道，具備高通濾波特性，主要負責感知 &gt;30–50 Hz 之中高頻流體加速度，精準鎖定獵物瞬間爆發逃竄的水動力特徵。信心等級：高。</w:t>
+        <w:t>[2B-08]：側線管狀神經丘深嵌於皮下管道，具備高通濾波特性，主要負責感知 &gt;30–50 Hz 之中高頻流體加速度，精準鎖定獵物瞬間爆發逃竄的水動力特徵。信心等級：高。</w:t>
       </w:r>
     </w:p>
     <w:p>
@@ -6223,7 +6286,7 @@
           <w:color w:val="1f1f1f"/>
           <w:rtl w:val="0"/>
         </w:rPr>
-        <w:t>[V2B-09]：50–100 Hz 頻段為側線系統（加速度感知）與內耳聽石（聲壓/粒子加速度）感知的黃金重疊帶，此頻段聲波能以極低的熱力學損耗同時激發雙重神經訊號。信心等級：高。</w:t>
+        <w:t>[2B-09]：50–100 Hz 頻段為側線系統（加速度感知）與內耳聽石（聲壓/粒子加速度）感知的黃金重疊帶，此頻段聲波能以極低的熱力學損耗同時激發雙重神經訊號。信心等級：高。</w:t>
       </w:r>
     </w:p>
     <w:p>
@@ -6248,7 +6311,7 @@
           <w:color w:val="1f1f1f"/>
           <w:rtl w:val="0"/>
         </w:rPr>
-        <w:t>[V2B-10]：軟蟲底棲拖曳本體位移極小，但撞擊底床產生之水壓脈衝約為 0.5-2.0 Pa，提供短促的高頻微觀粒子加速度，成為觸發聽石的高階神經防線。信心等級：中。[水壓基於底質聲學反射理論之推測]</w:t>
+        <w:t>[2B-10]：軟蟲底棲拖曳本體位移極小，但撞擊底床產生之水壓脈衝約為 0.5-2.0 Pa，提供短促的高頻微觀粒子加速度，成為觸發聽石的高階神經防線。信心等級：中。[水壓基於底質聲學反射理論之推測]</w:t>
       </w:r>
     </w:p>
     <w:p>
@@ -6273,7 +6336,7 @@
           <w:color w:val="1f1f1f"/>
           <w:rtl w:val="0"/>
         </w:rPr>
-        <w:t>[V2B-11]：側線系統表淺神經丘的低頻近場流速感知，完全不受冬季極限低水溫（10°C 對應聲速 1446.59 m/s）的聲速變化影響，為寒流死寂期維持索餌的唯一可靠感知機制。信心等級：高。</w:t>
+        <w:t>[2B-11]：側線系統表淺神經丘的低頻近場流速感知，完全不受冬季極限低水溫（10°C 對應聲速 1446.59 m/s）的聲速變化影響，為寒流死寂期維持索餌的唯一可靠感知機制。信心等級：高。</w:t>
       </w:r>
     </w:p>
     <w:p>
@@ -6298,7 +6361,7 @@
           <w:color w:val="1f1f1f"/>
           <w:rtl w:val="0"/>
         </w:rPr>
-        <w:t>[V2B-12]：柳葉亮片以 20 度銳角高速旋轉，產生的水流振動主頻段落在 30–60 Hz，能完美避開高嶺石泥沙懸浮帶來的低頻黏滯吸收峰，適合清澈水域的遠距吸引。信心等級：高。</w:t>
+        <w:t>[2B-12]：柳葉亮片以 20 度銳角高速旋轉，產生的水流振動主頻段落在 30–60 Hz，能完美避開高嶺石泥沙懸浮帶來的低頻黏滯吸收峰，適合清澈水域的遠距吸引。信心等級：高。</w:t>
       </w:r>
     </w:p>
     <w:p>
@@ -6323,7 +6386,7 @@
           <w:color w:val="1f1f1f"/>
           <w:rtl w:val="0"/>
         </w:rPr>
-        <w:t>[V2B-13]：北部高濁度埤塘（SS = 100-200 mg/L）中，高頻（2000 Hz）衰減為 0.06 dB/m，有效傳遞距離 333 m；低頻（10-50 Hz）因偶極子幾何擴散限制，有效傳遞距離僅 1.5 m。遠距傳遞上高頻距離為低頻的 222 倍。信心等級：中。</w:t>
+        <w:t>[2B-13]：北部高濁度埤塘（SS = 100-200 mg/L）中，高頻（2000 Hz）衰減為 0.06 dB/m，有效傳遞距離 333 m；低頻（10-50 Hz）因偶極子幾何擴散限制，有效傳遞距離僅 1.5 m。遠距傳遞上高頻距離為低頻的 222 倍。信心等級：中。</w:t>
       </w:r>
     </w:p>
     <w:p>
@@ -6354,7 +6417,7 @@
           <w:color w:val="1f1f1f"/>
           <w:rtl w:val="0"/>
         </w:rPr>
-        <w:t xml:space="preserve">Carry_Forward_To_Volume3</w:t>
+        <w:t>Carry_Forward_To_3A_3B（高壓誘咬與極端情境戰術）</w:t>
       </w:r>
     </w:p>
     <w:p>
@@ -6526,7 +6589,7 @@
           <w:color w:val="1f1f1f"/>
           <w:rtl w:val="0"/>
         </w:rPr>
-        <w:t xml:space="preserve"> V2B-01 修正版</w:t>
+        <w:t xml:space="preserve"> 2B-01 修正版</w:t>
       </w:r>
     </w:p>
     <w:p>
@@ -6673,7 +6736,7 @@
           <w:color w:val="1f1f1f"/>
           <w:rtl w:val="0"/>
         </w:rPr>
-        <w:t xml:space="preserve"> V2B-02</w:t>
+        <w:t xml:space="preserve"> 2B-02</w:t>
       </w:r>
     </w:p>
     <w:p>
@@ -6820,7 +6883,7 @@
           <w:color w:val="1f1f1f"/>
           <w:rtl w:val="0"/>
         </w:rPr>
-        <w:t xml:space="preserve"> V2B-03 修正版</w:t>
+        <w:t xml:space="preserve"> 2B-03 修正版</w:t>
       </w:r>
     </w:p>
     <w:p>
@@ -6967,7 +7030,7 @@
           <w:color w:val="1f1f1f"/>
           <w:rtl w:val="0"/>
         </w:rPr>
-        <w:t xml:space="preserve"> V2B-04 修正版</w:t>
+        <w:t xml:space="preserve"> 2B-04 修正版</w:t>
       </w:r>
     </w:p>
     <w:p>
@@ -7114,7 +7177,7 @@
           <w:color w:val="1f1f1f"/>
           <w:rtl w:val="0"/>
         </w:rPr>
-        <w:t xml:space="preserve"> V2B-05 修正版</w:t>
+        <w:t xml:space="preserve"> 2B-05 修正版</w:t>
       </w:r>
     </w:p>
     <w:p>
@@ -7261,7 +7324,7 @@
           <w:color w:val="1f1f1f"/>
           <w:rtl w:val="0"/>
         </w:rPr>
-        <w:t xml:space="preserve"> V2B-06</w:t>
+        <w:t xml:space="preserve"> 2B-06</w:t>
       </w:r>
     </w:p>
     <w:p>
@@ -7408,7 +7471,7 @@
           <w:color w:val="1f1f1f"/>
           <w:rtl w:val="0"/>
         </w:rPr>
-        <w:t xml:space="preserve"> V2B-07 修正版</w:t>
+        <w:t xml:space="preserve"> 2B-07 修正版</w:t>
       </w:r>
     </w:p>
     <w:p>
@@ -7436,10 +7499,13 @@
           <w:color w:val="1f1f1f"/>
           <w:rtl w:val="0"/>
         </w:rPr>
-        <w:t xml:space="preserve">(a) 感知機制類型：側線管狀神經丘（CNs）流體加速度感知
-(b) 量化條件/閾值：需穩定大於 30–50 Hz 之中高頻連續擾動始可激發毛細胞動作電位同步，精準鎖定急速逃竄獵物之瞬間加速度脈衝。
-(c) 適用水體/季節：適用於北部與南部深水庫（水體2, 5）冬季水質沉降良好、光學能見度 &gt;120 cm 之清澈冷水環境。
-(d) 引用的 V2B 編號：V2B-08</w:t>
+        <w:t>(a) 感知機制類型：側線管狀神經丘（CNs）流體加速度感知</w:t>
+        <w:br/>
+        <w:t>(b) 量化條件/閾值：需穩定大於 30–50 Hz 之中高頻連續擾動始可激發毛細胞動作電位同步，精準鎖定急速逃竄獵物之瞬間加速度脈衝。</w:t>
+        <w:br/>
+        <w:t>(c) 適用水體/季節：適用於北部與南部深水庫（水體2, 5）冬季水質沉降良好、光學能見度 &gt;120 cm 之清澈冷水環境。</w:t>
+        <w:br/>
+        <w:t>(d) 引用的 V2B 編號：2B-08</w:t>
       </w:r>
     </w:p>
     <w:p>
@@ -7467,10 +7533,13 @@
           <w:color w:val="1f1f1f"/>
           <w:rtl w:val="0"/>
         </w:rPr>
-        <w:t xml:space="preserve">(a) 感知機制類型：側線與內耳聽石重疊頻率之混合神經感知
-(b) 量化條件/閾值：鎖定 50–100 Hz 振動黃金區間，能以最低的流體力學損耗同時激發毛細胞去極化與聽石之慣性遲滯，產生雙重神經訊號疊加。
-(c) 適用水體/季節：適用於春季北部野生埤塘（水體1）受華南雲帶輻射虧損（100-120 W/m²）打擊之低溫遲滯期，魚體活性低落需雙重刺激。
-(d) 引用的 V2B 編號：V2B-09</w:t>
+        <w:t>(a) 感知機制類型：側線與內耳聽石重疊頻率之混合神經感知</w:t>
+        <w:br/>
+        <w:t>(b) 量化條件/閾值：鎖定 50–100 Hz 振動黃金區間，能以最低的流體力學損耗同時激發毛細胞去極化與聽石之慣性遲滯，產生雙重神經訊號疊加。</w:t>
+        <w:br/>
+        <w:t>(c) 適用水體/季節：適用於春季北部野生埤塘（水體1）受華南雲帶輻射虧損（100-120 W/m²）打擊之低溫遲滯期，魚體活性低落需雙重刺激。</w:t>
+        <w:br/>
+        <w:t>(d) 引用的 V2B 編號：2B-09</w:t>
       </w:r>
     </w:p>
     <w:p>
@@ -7617,7 +7686,7 @@
           <w:color w:val="1f1f1f"/>
           <w:rtl w:val="0"/>
         </w:rPr>
-        <w:t xml:space="preserve"> V2B-10 修正版</w:t>
+        <w:t xml:space="preserve"> 2B-10 修正版</w:t>
       </w:r>
     </w:p>
     <w:p>
@@ -7645,10 +7714,13 @@
           <w:color w:val="1f1f1f"/>
           <w:rtl w:val="0"/>
         </w:rPr>
-        <w:t xml:space="preserve">(a) 感知機制類型：側線系統表淺神經丘（SNs）之近場低速感知維持
-(b) 量化條件/閾值：假餌流速需高於低溫背景流體噪聲閾值，且此低頻感知完全不受冬季極限低水溫（10°C 對應聲速 1446.59 m/s）之聲速變化負面影響。
-(c) 適用水體/季節：適用於北部野生與管理埤塘（水體1, 3）遭遇冬季極端冷鋒，水溫以 4-8°C/day 驟降引發黑鱸活性斷崖式遲緩之死寂期。
-(d) 引用的 V2B 編號：V2B-11</w:t>
+        <w:t>(a) 感知機制類型：側線系統表淺神經丘（SNs）之近場低速感知維持</w:t>
+        <w:br/>
+        <w:t>(b) 量化條件/閾值：假餌流速需高於低溫背景流體噪聲閾值，且此低頻感知完全不受冬季極限低水溫（10°C 對應聲速 1446.59 m/s）之聲速變化負面影響。</w:t>
+        <w:br/>
+        <w:t>(c) 適用水體/季節：適用於北部野生與管理埤塘（水體1, 3）遭遇冬季極端冷鋒，水溫以 4-8°C/day 驟降引發黑鱸活性斷崖式遲緩之死寂期。</w:t>
+        <w:br/>
+        <w:t>(d) 引用的 V2B 編號：2B-11</w:t>
       </w:r>
     </w:p>
     <w:p>
@@ -7676,10 +7748,13 @@
           <w:color w:val="1f1f1f"/>
           <w:rtl w:val="0"/>
         </w:rPr>
-        <w:t xml:space="preserve">(a) 感知機制類型：側線管狀神經丘（CNs）抗低頻黏滯干擾感知
-(b) 量化條件/閾值：柳葉亮片（Willow）以 20 度銳角高速旋轉產生 30-60 Hz 中高頻震動，完美避開高嶺石泥沙懸浮帶來的低頻流體黏滯吸收峰。
-(c) 適用水體/季節：適用於南部深水庫（水體5）春末消落帶大面積裸露但整體濁度尚穩定（能見度 60-100 cm）之微光開闊水域。
-(d) 引用的 V2B 編號：V2B-12</w:t>
+        <w:t>(a) 感知機制類型：側線管狀神經丘（CNs）抗低頻黏滯干擾感知</w:t>
+        <w:br/>
+        <w:t>(b) 量化條件/閾值：柳葉亮片（Willow）以 20 度銳角高速旋轉產生 30-60 Hz 中高頻震動，完美避開高嶺石泥沙懸浮帶來的低頻流體黏滯吸收峰。</w:t>
+        <w:br/>
+        <w:t>(c) 適用水體/季節：適用於南部深水庫（水體5）春末消落帶大面積裸露但整體濁度尚穩定（能見度 60-100 cm）之微光開闊水域。</w:t>
+        <w:br/>
+        <w:t>(d) 引用的 V2B 編號：2B-12</w:t>
       </w:r>
     </w:p>
     <w:p>
@@ -7826,7 +7901,37 @@
           <w:color w:val="1f1f1f"/>
           <w:rtl w:val="0"/>
         </w:rPr>
-        <w:t xml:space="preserve"> V2B-13 新增</w:t>
+        <w:t xml:space="preserve"> 2B-13 新增</w:t>
+      </w:r>
+    </w:p>
+    <w:p>
+      <w:pPr>
+        <w:pStyle w:val="Heading2"/>
+      </w:pPr>
+      <w:r>
+        <w:rPr/>
+        <w:t xml:space="preserve">Open_Assumptions_2B</w:t>
+      </w:r>
+    </w:p>
+    <w:p>
+      <w:pPr/>
+      <w:r>
+        <w:rPr/>
+        <w:t xml:space="preserve">[側線頻率閾值物種外推假設]：(a) 不確定性原因：側線神經丘頻率響應（峰值 20 Hz，上限 30 Hz）主要基於淡水 Teleostei 通論；M. salmoides 在台灣高溫（35°C）和高鹽離子環境下的實際側線敏感帶可能偏移 ±5 Hz。(b) 保守假設值：採用 1–30 Hz 標準頻率窗口；假餌效果評估在邊界頻率（25–30 Hz）的預測保守降等為「中度效果」。(c) 對下游卷影響：3B 極端情境中夏季高溫爛底期假餌頻率選擇可能低估魚類的高頻響應能力，科羅拉多亮片（10–20 Hz）的效果預測偏低。</w:t>
+      </w:r>
+    </w:p>
+    <w:p>
+      <w:pPr/>
+      <w:r>
+        <w:rPr/>
+        <w:t xml:space="preserve">[EPS 黏滯係數線性外推假設]：(a) 不確定性原因：EPS 黏滯增加量（10%）基於微囊藻培養液實驗室量測，台灣藻華現場水體的 EPS 濃度分布高度不均，局部水層的實際增加量可能高達 30–50%。(b) 保守假設值：以均勻 10% 黏滯增加評估，偏向低估高頻衰減；500 Hz 以上衰減增量以線性模型估算（非指數）。(c) 對下游卷影響：3B 南部優養化管理池夏季假餌選擇策略中，高頻假餌（&gt;500 Hz）的有效距離預測可能高估 20–40%。</w:t>
+      </w:r>
+    </w:p>
+    <w:p>
+      <w:pPr/>
+      <w:r>
+        <w:rPr/>
+        <w:t xml:space="preserve">[聲波折射角度平面波近似假設]：(a) 不確定性原因：溫躍層聲波折射角估算採用 Snell's Law 平面波近似，忽略實際水庫折射層厚度（非無限薄）、水平溫度梯度與底部邊界反射的複合效應，北部水庫實際折射角可能有 ±0.1° 誤差。(b) 保守假設值：折射角以最大梯度（5°C/m）計算，給出最強遮蔽場景；水平傳遞距離以最大折射角計算有效範圍。(c) 對下游卷影響：1B 棲位模型中北部深水庫聲學感知盲區估算偏向保守（過大），3B 深水庫戰術中假餌需貼近魚群水層的距離限制可能被高估。</w:t>
       </w:r>
     </w:p>
     <w:p>

--- a/2B_側線、內耳與水下聲學傳遞.docx
+++ b/2B_側線、內耳與水下聲學傳遞.docx
@@ -6072,7 +6072,7 @@
           <w:color w:val="1f1f1f"/>
           <w:rtl w:val="0"/>
         </w:rPr>
-        <w:t>[2B-01]：內耳聽石作為生物加速度計，聽覺峰值靈敏度集中於 100 Hz，最低粒子加速度觸發閾值為 30 dB re 1 μm/s² = 3.16 x 10^-5 m/s² 至 40 dB re 1 μm/s² = 1.0 x 10^-4 m/s²。遠場（大於 80 cm）主導頻率範圍為 100-600 Hz，有效感知距離 10-20 m。信心等級：高。[遠距感知基於聲壓與閾值擴散理論之推測]</w:t>
+        <w:t>V2B-01：內耳聽石作為生物加速度計，聽覺峰值靈敏度集中於 100 Hz，最低粒子加速度觸發閾值為 30 dB re 1 μm/s² = 3.16 x 10^-5 m/s² 至 40 dB re 1 μm/s² = 1.0 x 10^-4 m/s²。遠場（大於 80 cm）主導頻率範圍為 100-600 Hz，有效感知距離 10-20 m。信心等級：高。[遠距感知基於聲壓與閾值擴散理論之推測]</w:t>
       </w:r>
     </w:p>
     <w:p>
@@ -6097,7 +6097,7 @@
           <w:color w:val="1f1f1f"/>
           <w:rtl w:val="0"/>
         </w:rPr>
-        <w:t>[2B-02]：側線表淺神經丘在邊界層內呈低通濾波特性，對 1–30 Hz（峰值 20 Hz）的低頻絕對流速具備極高敏感度，其感知的近場壓力梯度幾乎不受夏季溫躍層折射效應阻斷。信心等級：高。</w:t>
+        <w:t>V2B-02：側線表淺神經丘在邊界層內呈低通濾波特性，對 1–30 Hz（峰值 20 Hz）的低頻絕對流速具備極高敏感度，其感知的近場壓力梯度幾乎不受夏季溫躍層折射效應阻斷。信心等級：高。</w:t>
       </w:r>
     </w:p>
     <w:p>
@@ -6125,7 +6125,7 @@
           <w:color w:val="1f1f1f"/>
           <w:rtl w:val="0"/>
         </w:rPr>
-        <w:t>[2B-03]：微囊藻期間分泌之 EPS 使流體轉為假塑性。當 EPS 使動力黏度增加 10%（0.890 升至 0.979 mPa·s）時，500 Hz 衰減增加 2.22 x 10^-11 dB/m，2000 Hz 衰減增加 3.55 x 10^-10 dB/m，確認為 16 倍比率，使高頻聲波有效半徑大幅壓縮。信心等級：中。</w:t>
+        <w:t>V2B-03：微囊藻期間分泌之 EPS 使流體轉為假塑性。當 EPS 使動力黏度增加 10%（0.890 升至 0.979 mPa·s）時，500 Hz 衰減增加 2.22 x 10^-11 dB/m，2000 Hz 衰減增加 3.55 x 10^-10 dB/m，確認為 16 倍比率，使高頻聲波有效半徑大幅壓縮。信心等級：中。9</w:t>
       </w:r>
       <w:r>
         <w:rPr>
@@ -6136,7 +6136,6 @@
           <w:vertAlign w:val="superscript"/>
           <w:rtl w:val="0"/>
         </w:rPr>
-        <w:t xml:space="preserve">9</w:t>
       </w:r>
     </w:p>
     <w:p>
@@ -6161,7 +6160,7 @@
           <w:color w:val="1f1f1f"/>
           <w:rtl w:val="0"/>
         </w:rPr>
-        <w:t>[2B-04]：清水（25°C，ρ = 998 kg/m³，c = 1496.21 m/s）的聲學阻抗 Z = 998 x 1496.21 = 1493217.58 Rayl；當懸浮固體 100 mg/L（密度增加 +0.1 kg/m³）時，阻抗增加 149.62 Rayl（約 +0.01%），微幅改變水-泥界面之聲波反射相位。信心等級：高。</w:t>
+        <w:t>V2B-04：清水（25°C，ρ = 998 kg/m³，c = 1496.21 m/s）的聲學阻抗 Z = 998 x 1496.21 = 1493217.58 Rayl；當懸浮固體 100 mg/L（密度增加 +0.1 kg/m³）時，阻抗增加 149.62 Rayl（約 +0.01%），微幅改變水-泥界面之聲波反射相位。信心等級：高。</w:t>
       </w:r>
     </w:p>
     <w:p>
@@ -6186,7 +6185,7 @@
           <w:color w:val="1f1f1f"/>
           <w:rtl w:val="0"/>
         </w:rPr>
-        <w:t>[2B-05]：科羅拉多亮片以 10–20 Hz 低頻旋轉，在 1.5 m 水深、1 m/s 收線速度下的振動水壓峰值估算為 10-25 Pa，粒子加速度 0.1-0.5 m/s²，強勢突破高嶺石懸浮液阻尼。信心等級：中。[水壓與加速度基於旋轉流體阻力方程之推測]</w:t>
+        <w:t>V2B-05：科羅拉多亮片以 10–20 Hz 低頻旋轉，在 1.5 m 水深、1 m/s 收線速度下的振動水壓峰值估算為 10-25 Pa，粒子加速度 0.1-0.5 m/s²，強勢突破高嶺石懸浮液阻尼。信心等級：中。[水壓與加速度基於旋轉流體阻力方程之推測]</w:t>
       </w:r>
     </w:p>
     <w:p>
@@ -6211,7 +6210,7 @@
           <w:color w:val="1f1f1f"/>
           <w:rtl w:val="0"/>
         </w:rPr>
-        <w:t>[2B-06]：夏季湖庫建立 2–5 °C/m 的溫躍層時，水下聲速梯度達 9.2–23.0 (m/s)/m；表層水平聲波將受到強烈折射，以 0.35°–0.88°/m 的角度向下彎曲，導致表層發聲源在 3 公尺外即形成聲學陰影區。信心等級：高。</w:t>
+        <w:t>V2B-06：夏季湖庫建立 2–5 °C/m 的溫躍層時，水下聲速梯度達 9.2–23.0 (m/s)/m；表層水平聲波將受到強烈折射，以 0.35°–0.88°/m 的角度向下彎曲，導致表層發聲源在 3 公尺外即形成聲學陰影區。信心等級：高。</w:t>
       </w:r>
     </w:p>
     <w:p>
@@ -6236,7 +6235,7 @@
           <w:color w:val="1f1f1f"/>
           <w:rtl w:val="0"/>
         </w:rPr>
-        <w:t>[2B-07]：大型泳餌（Swimbait）的尾拍頻率控制在 2–15 Hz 區間，尾部擺動振幅（peak-to-peak）達 15-30 mm，創造隱蔽近場強烈尾流，能完美刺激側線表淺神經丘。信心等級：中。[振幅基於尾拍流體力學之推測]</w:t>
+        <w:t>V2B-07：大型泳餌（Swimbait）的尾拍頻率控制在 2–15 Hz 區間，尾部擺動振幅（peak-to-peak）達 15-30 mm，創造隱蔽近場強烈尾流，能完美刺激側線表淺神經丘。信心等級：中。[振幅基於尾拍流體力學之推測]</w:t>
       </w:r>
     </w:p>
     <w:p>
@@ -6261,7 +6260,7 @@
           <w:color w:val="1f1f1f"/>
           <w:rtl w:val="0"/>
         </w:rPr>
-        <w:t>[2B-08]：側線管狀神經丘深嵌於皮下管道，具備高通濾波特性，主要負責感知 &gt;30–50 Hz 之中高頻流體加速度，精準鎖定獵物瞬間爆發逃竄的水動力特徵。信心等級：高。</w:t>
+        <w:t>V2B-08：側線管狀神經丘深嵌於皮下管道，具備高通濾波特性，主要負責感知 &gt;30–50 Hz 之中高頻流體加速度，精準鎖定獵物瞬間爆發逃竄的水動力特徵。信心等級：高。</w:t>
       </w:r>
     </w:p>
     <w:p>
@@ -6286,7 +6285,7 @@
           <w:color w:val="1f1f1f"/>
           <w:rtl w:val="0"/>
         </w:rPr>
-        <w:t>[2B-09]：50–100 Hz 頻段為側線系統（加速度感知）與內耳聽石（聲壓/粒子加速度）感知的黃金重疊帶，此頻段聲波能以極低的熱力學損耗同時激發雙重神經訊號。信心等級：高。</w:t>
+        <w:t>V2B-09：50–100 Hz 頻段為側線系統（加速度感知）與內耳聽石（聲壓/粒子加速度）感知的黃金重疊帶，此頻段聲波能以極低的熱力學損耗同時激發雙重神經訊號。信心等級：高。</w:t>
       </w:r>
     </w:p>
     <w:p>
@@ -6311,7 +6310,7 @@
           <w:color w:val="1f1f1f"/>
           <w:rtl w:val="0"/>
         </w:rPr>
-        <w:t>[2B-10]：軟蟲底棲拖曳本體位移極小，但撞擊底床產生之水壓脈衝約為 0.5-2.0 Pa，提供短促的高頻微觀粒子加速度，成為觸發聽石的高階神經防線。信心等級：中。[水壓基於底質聲學反射理論之推測]</w:t>
+        <w:t>V2B-10：軟蟲底棲拖曳本體位移極小，但撞擊底床產生之水壓脈衝約為 0.5-2.0 Pa，提供短促的高頻微觀粒子加速度，成為觸發聽石的高階神經防線。信心等級：中。[水壓基於底質聲學反射理論之推測]</w:t>
       </w:r>
     </w:p>
     <w:p>
@@ -6336,7 +6335,7 @@
           <w:color w:val="1f1f1f"/>
           <w:rtl w:val="0"/>
         </w:rPr>
-        <w:t>[2B-11]：側線系統表淺神經丘的低頻近場流速感知，完全不受冬季極限低水溫（10°C 對應聲速 1446.59 m/s）的聲速變化影響，為寒流死寂期維持索餌的唯一可靠感知機制。信心等級：高。</w:t>
+        <w:t>V2B-11：側線系統表淺神經丘的低頻近場流速感知，完全不受冬季極限低水溫（10°C 對應聲速 1446.59 m/s）的聲速變化影響，為寒流死寂期維持索餌的唯一可靠感知機制。信心等級：高。</w:t>
       </w:r>
     </w:p>
     <w:p>
@@ -6361,7 +6360,7 @@
           <w:color w:val="1f1f1f"/>
           <w:rtl w:val="0"/>
         </w:rPr>
-        <w:t>[2B-12]：柳葉亮片以 20 度銳角高速旋轉，產生的水流振動主頻段落在 30–60 Hz，能完美避開高嶺石泥沙懸浮帶來的低頻黏滯吸收峰，適合清澈水域的遠距吸引。信心等級：高。</w:t>
+        <w:t>V2B-12：柳葉亮片以 20 度銳角高速旋轉，產生的水流振動主頻段落在 30–60 Hz，能完美避開高嶺石泥沙懸浮帶來的低頻黏滯吸收峰，適合清澈水域的遠距吸引。信心等級：高。</w:t>
       </w:r>
     </w:p>
     <w:p>
@@ -6386,7 +6385,7 @@
           <w:color w:val="1f1f1f"/>
           <w:rtl w:val="0"/>
         </w:rPr>
-        <w:t>[2B-13]：北部高濁度埤塘（SS = 100-200 mg/L）中，高頻（2000 Hz）衰減為 0.06 dB/m，有效傳遞距離 333 m；低頻（10-50 Hz）因偶極子幾何擴散限制，有效傳遞距離僅 1.5 m。遠距傳遞上高頻距離為低頻的 222 倍。信心等級：中。</w:t>
+        <w:t>V2B-13：北部高濁度埤塘（SS = 100-200 mg/L）中，高頻（2000 Hz）衰減為 0.06 dB/m，有效傳遞距離 333 m；低頻（10-50 Hz）因偶極子幾何擴散限制，有效傳遞距離僅 1.5 m。遠距傳遞上高頻距離為低頻的 222 倍。信心等級：中。</w:t>
       </w:r>
     </w:p>
     <w:p>
